--- a/CN/CN coverpage.docx
+++ b/CN/CN coverpage.docx
@@ -174,28 +174,7 @@
           <w:sz w:val="32"/>
           <w:szCs w:val="32"/>
         </w:rPr>
-        <w:t>3</w:t>
-      </w:r>
-    </w:p>
-    <w:p>
-      <w:pPr>
-        <w:spacing w:after="160"/>
-        <w:jc w:val="center"/>
-        <w:rPr>
-          <w:b/>
-          <w:bCs/>
-          <w:sz w:val="30"/>
-          <w:szCs w:val="30"/>
-        </w:rPr>
-      </w:pPr>
-      <w:r>
-        <w:rPr>
-          <w:b/>
-          <w:bCs/>
-          <w:sz w:val="30"/>
-          <w:szCs w:val="30"/>
-        </w:rPr>
-        <w:t>Inter-LAN Communication Using DHCP and Static Routing</w:t>
+        <w:t>6</w:t>
       </w:r>
     </w:p>
     <w:p>
@@ -207,6 +186,15 @@
           <w:bCs/>
         </w:rPr>
       </w:pPr>
+      <w:r>
+        <w:rPr>
+          <w:b/>
+          <w:bCs/>
+          <w:sz w:val="32"/>
+          <w:szCs w:val="32"/>
+        </w:rPr>
+        <w:t>DHCP Configuration of VLANs and Inter–VLAN Routing Using Router–on–a–Stick</w:t>
+      </w:r>
     </w:p>
     <w:tbl>
       <w:tblPr>
